--- a/작업일지/4주차.docx
+++ b/작업일지/4주차.docx
@@ -110,6 +110,7 @@
                 <w:sz w:val="22"/>
               </w:rPr>
             </w:pPr>
+            <w:proofErr w:type="spellStart"/>
             <w:r>
               <w:rPr>
                 <w:rFonts w:hint="eastAsia"/>
@@ -118,6 +119,7 @@
               </w:rPr>
               <w:t>팀명</w:t>
             </w:r>
+            <w:proofErr w:type="spellEnd"/>
           </w:p>
         </w:tc>
         <w:tc>
@@ -133,6 +135,7 @@
                 <w:szCs w:val="24"/>
               </w:rPr>
             </w:pPr>
+            <w:proofErr w:type="spellStart"/>
             <w:r>
               <w:rPr>
                 <w:sz w:val="24"/>
@@ -140,6 +143,7 @@
               </w:rPr>
               <w:t>임박박전설의시작</w:t>
             </w:r>
+            <w:proofErr w:type="spellEnd"/>
           </w:p>
         </w:tc>
       </w:tr>
@@ -384,8 +388,18 @@
                 <w:b/>
                 <w:bCs/>
               </w:rPr>
-              <w:t>JSON을 이용해서 GLB모델들로 이루어진 맵 렌더</w:t>
-            </w:r>
+              <w:t xml:space="preserve">JSON을 이용해서 GLB모델들로 이루어진 맵 </w:t>
+            </w:r>
+            <w:proofErr w:type="spellStart"/>
+            <w:r>
+              <w:rPr>
+                <w:rFonts w:hint="eastAsia"/>
+                <w:b/>
+                <w:bCs/>
+              </w:rPr>
+              <w:t>렌더</w:t>
+            </w:r>
+            <w:proofErr w:type="spellEnd"/>
           </w:p>
           <w:p>
             <w:pPr>
@@ -395,13 +409,23 @@
                 <w:bCs/>
               </w:rPr>
             </w:pPr>
+            <w:proofErr w:type="spellStart"/>
             <w:r>
               <w:rPr>
                 <w:rFonts w:hint="eastAsia"/>
                 <w:b/>
                 <w:bCs/>
               </w:rPr>
-              <w:t>DXDevice 삭제버그 해결 방법 강구</w:t>
+              <w:t>DXDevice</w:t>
+            </w:r>
+            <w:proofErr w:type="spellEnd"/>
+            <w:r>
+              <w:rPr>
+                <w:rFonts w:hint="eastAsia"/>
+                <w:b/>
+                <w:bCs/>
+              </w:rPr>
+              <w:t xml:space="preserve"> 삭제버그 해결 방법 강구</w:t>
             </w:r>
           </w:p>
           <w:p>
@@ -468,7 +492,21 @@
         <w:rPr>
           <w:sz w:val="22"/>
         </w:rPr>
-        <w:t>기존 Json 포멧과 맞지 않았음</w:t>
+        <w:t xml:space="preserve">기존 Json </w:t>
+      </w:r>
+      <w:proofErr w:type="spellStart"/>
+      <w:r>
+        <w:rPr>
+          <w:sz w:val="22"/>
+        </w:rPr>
+        <w:t>포멧과</w:t>
+      </w:r>
+      <w:proofErr w:type="spellEnd"/>
+      <w:r>
+        <w:rPr>
+          <w:sz w:val="22"/>
+        </w:rPr>
+        <w:t xml:space="preserve"> 맞지 않았음</w:t>
       </w:r>
     </w:p>
     <w:p>
@@ -519,7 +557,35 @@
         <w:rPr>
           <w:sz w:val="22"/>
         </w:rPr>
-        <w:t xml:space="preserve">해당 과정에서 기존 디스크립터 힙의 용량이 너무 작다는 것을 판단 후 크기를 수정함 </w:t>
+        <w:t xml:space="preserve">해당 과정에서 기존 </w:t>
+      </w:r>
+      <w:proofErr w:type="spellStart"/>
+      <w:r>
+        <w:rPr>
+          <w:sz w:val="22"/>
+        </w:rPr>
+        <w:t>디스크립터</w:t>
+      </w:r>
+      <w:proofErr w:type="spellEnd"/>
+      <w:r>
+        <w:rPr>
+          <w:sz w:val="22"/>
+        </w:rPr>
+        <w:t xml:space="preserve"> </w:t>
+      </w:r>
+      <w:proofErr w:type="spellStart"/>
+      <w:r>
+        <w:rPr>
+          <w:sz w:val="22"/>
+        </w:rPr>
+        <w:t>힙의</w:t>
+      </w:r>
+      <w:proofErr w:type="spellEnd"/>
+      <w:r>
+        <w:rPr>
+          <w:sz w:val="22"/>
+        </w:rPr>
+        <w:t xml:space="preserve"> 용량이 너무 작다는 것을 판단 후 크기를 수정함 </w:t>
       </w:r>
     </w:p>
     <w:p>
@@ -539,7 +605,20 @@
           <w:sz w:val="22"/>
         </w:rPr>
         <w:tab/>
-        <w:t>srvHeapDesc.NumDescriptors = 128; → 1024 로 크기 수정</w:t>
+      </w:r>
+      <w:proofErr w:type="spellStart"/>
+      <w:r>
+        <w:rPr>
+          <w:sz w:val="22"/>
+        </w:rPr>
+        <w:t>srvHeapDesc.NumDescriptors</w:t>
+      </w:r>
+      <w:proofErr w:type="spellEnd"/>
+      <w:r>
+        <w:rPr>
+          <w:sz w:val="22"/>
+        </w:rPr>
+        <w:t xml:space="preserve"> = 128; → 1024 로 크기 수정</w:t>
       </w:r>
     </w:p>
     <w:p>
@@ -657,7 +736,20 @@
           <w:sz w:val="22"/>
         </w:rPr>
         <w:tab/>
-        <w:t>gltf → 오른손 y-up</w:t>
+      </w:r>
+      <w:proofErr w:type="spellStart"/>
+      <w:r>
+        <w:rPr>
+          <w:sz w:val="22"/>
+        </w:rPr>
+        <w:t>gltf</w:t>
+      </w:r>
+      <w:proofErr w:type="spellEnd"/>
+      <w:r>
+        <w:rPr>
+          <w:sz w:val="22"/>
+        </w:rPr>
+        <w:t xml:space="preserve"> → 오른손 y-up</w:t>
       </w:r>
     </w:p>
     <w:p>
@@ -672,7 +764,23 @@
           <w:sz w:val="22"/>
         </w:rPr>
         <w:lastRenderedPageBreak/>
-        <w:t>그래서 방향과 좌표계가 안맞아서 버그가 발생함</w:t>
+        <w:t xml:space="preserve">그래서 방향과 좌표계가 </w:t>
+      </w:r>
+      <w:proofErr w:type="spellStart"/>
+      <w:r>
+        <w:rPr>
+          <w:rFonts w:hint="eastAsia"/>
+          <w:sz w:val="22"/>
+        </w:rPr>
+        <w:t>안맞아서</w:t>
+      </w:r>
+      <w:proofErr w:type="spellEnd"/>
+      <w:r>
+        <w:rPr>
+          <w:rFonts w:hint="eastAsia"/>
+          <w:sz w:val="22"/>
+        </w:rPr>
+        <w:t xml:space="preserve"> 버그가 발생함</w:t>
       </w:r>
     </w:p>
     <w:p>
@@ -693,7 +801,55 @@
           <w:rFonts w:hint="eastAsia"/>
           <w:sz w:val="22"/>
         </w:rPr>
-        <w:t>일단 쉐이더 코드에서 DXDevice가 사라지는 문제가 법선벡터가 음수가 되면서 발생하는 것으로 추정</w:t>
+        <w:t xml:space="preserve">일단 </w:t>
+      </w:r>
+      <w:proofErr w:type="spellStart"/>
+      <w:r>
+        <w:rPr>
+          <w:rFonts w:hint="eastAsia"/>
+          <w:sz w:val="22"/>
+        </w:rPr>
+        <w:t>쉐이더</w:t>
+      </w:r>
+      <w:proofErr w:type="spellEnd"/>
+      <w:r>
+        <w:rPr>
+          <w:rFonts w:hint="eastAsia"/>
+          <w:sz w:val="22"/>
+        </w:rPr>
+        <w:t xml:space="preserve"> 코드에서 </w:t>
+      </w:r>
+      <w:proofErr w:type="spellStart"/>
+      <w:r>
+        <w:rPr>
+          <w:rFonts w:hint="eastAsia"/>
+          <w:sz w:val="22"/>
+        </w:rPr>
+        <w:t>DXDevice</w:t>
+      </w:r>
+      <w:proofErr w:type="spellEnd"/>
+      <w:r>
+        <w:rPr>
+          <w:rFonts w:hint="eastAsia"/>
+          <w:sz w:val="22"/>
+        </w:rPr>
+        <w:t xml:space="preserve">가 사라지는 문제가 </w:t>
+      </w:r>
+      <w:proofErr w:type="spellStart"/>
+      <w:r>
+        <w:rPr>
+          <w:rFonts w:hint="eastAsia"/>
+          <w:sz w:val="22"/>
+        </w:rPr>
+        <w:t>법선벡터가</w:t>
+      </w:r>
+      <w:proofErr w:type="spellEnd"/>
+      <w:r>
+        <w:rPr>
+          <w:rFonts w:hint="eastAsia"/>
+          <w:sz w:val="22"/>
+        </w:rPr>
+        <w:t xml:space="preserve"> 음수가 되면서 발생하는 것으로 추정</w:t>
       </w:r>
     </w:p>
     <w:p>
@@ -702,12 +858,37 @@
           <w:sz w:val="22"/>
         </w:rPr>
       </w:pPr>
+      <w:proofErr w:type="spellStart"/>
       <w:r>
         <w:rPr>
           <w:rFonts w:hint="eastAsia"/>
           <w:sz w:val="22"/>
         </w:rPr>
-        <w:t>쉐이더코드 음수 안만들게 고정하면 괜찮음</w:t>
+        <w:t>쉐이더코드</w:t>
+      </w:r>
+      <w:proofErr w:type="spellEnd"/>
+      <w:r>
+        <w:rPr>
+          <w:rFonts w:hint="eastAsia"/>
+          <w:sz w:val="22"/>
+        </w:rPr>
+        <w:t xml:space="preserve"> 음수 </w:t>
+      </w:r>
+      <w:proofErr w:type="spellStart"/>
+      <w:r>
+        <w:rPr>
+          <w:rFonts w:hint="eastAsia"/>
+          <w:sz w:val="22"/>
+        </w:rPr>
+        <w:t>안만들게</w:t>
+      </w:r>
+      <w:proofErr w:type="spellEnd"/>
+      <w:r>
+        <w:rPr>
+          <w:rFonts w:hint="eastAsia"/>
+          <w:sz w:val="22"/>
+        </w:rPr>
+        <w:t xml:space="preserve"> 고정하면 괜찮음</w:t>
       </w:r>
     </w:p>
     <w:p>
@@ -721,7 +902,23 @@
           <w:rFonts w:hint="eastAsia"/>
           <w:sz w:val="22"/>
         </w:rPr>
-        <w:t>max쉐이더 함수쓰면 괜찮았음</w:t>
+        <w:t xml:space="preserve">max쉐이더 </w:t>
+      </w:r>
+      <w:proofErr w:type="spellStart"/>
+      <w:r>
+        <w:rPr>
+          <w:rFonts w:hint="eastAsia"/>
+          <w:sz w:val="22"/>
+        </w:rPr>
+        <w:t>함수쓰면</w:t>
+      </w:r>
+      <w:proofErr w:type="spellEnd"/>
+      <w:r>
+        <w:rPr>
+          <w:rFonts w:hint="eastAsia"/>
+          <w:sz w:val="22"/>
+        </w:rPr>
+        <w:t xml:space="preserve"> 괜찮았음</w:t>
       </w:r>
     </w:p>
     <w:p>
@@ -769,7 +966,23 @@
           <w:rFonts w:hint="eastAsia"/>
           <w:sz w:val="22"/>
         </w:rPr>
-        <w:t>GLB 읽을때 오른손-Y-up을 왼손-y-up으로 변경</w:t>
+        <w:t xml:space="preserve">GLB </w:t>
+      </w:r>
+      <w:proofErr w:type="spellStart"/>
+      <w:r>
+        <w:rPr>
+          <w:rFonts w:hint="eastAsia"/>
+          <w:sz w:val="22"/>
+        </w:rPr>
+        <w:t>읽을때</w:t>
+      </w:r>
+      <w:proofErr w:type="spellEnd"/>
+      <w:r>
+        <w:rPr>
+          <w:rFonts w:hint="eastAsia"/>
+          <w:sz w:val="22"/>
+        </w:rPr>
+        <w:t xml:space="preserve"> 오른손-Y-up을 왼손-y-up으로 변경</w:t>
       </w:r>
     </w:p>
     <w:p>
@@ -782,16 +995,89 @@
     <w:p>
       <w:pPr>
         <w:rPr>
+          <w:sz w:val="22"/>
+        </w:rPr>
+      </w:pPr>
+      <w:r>
+        <w:rPr>
           <w:rFonts w:hint="eastAsia"/>
           <w:sz w:val="22"/>
         </w:rPr>
-      </w:pPr>
+        <w:t xml:space="preserve">이러니까 </w:t>
+      </w:r>
+      <w:proofErr w:type="spellStart"/>
       <w:r>
         <w:rPr>
           <w:rFonts w:hint="eastAsia"/>
           <w:sz w:val="22"/>
         </w:rPr>
-        <w:t>이러니까 팅기는 문제는 발생하지 않았음</w:t>
+        <w:t>팅기는</w:t>
+      </w:r>
+      <w:proofErr w:type="spellEnd"/>
+      <w:r>
+        <w:rPr>
+          <w:rFonts w:hint="eastAsia"/>
+          <w:sz w:val="22"/>
+        </w:rPr>
+        <w:t xml:space="preserve"> 문제는 발생하지 않았음</w:t>
+      </w:r>
+    </w:p>
+    <w:p>
+      <w:pPr>
+        <w:rPr>
+          <w:sz w:val="22"/>
+        </w:rPr>
+      </w:pPr>
+    </w:p>
+    <w:p>
+      <w:pPr>
+        <w:rPr>
+          <w:sz w:val="22"/>
+        </w:rPr>
+      </w:pPr>
+      <w:r>
+        <w:rPr>
+          <w:rFonts w:hint="eastAsia"/>
+          <w:sz w:val="22"/>
+        </w:rPr>
+        <w:t>오브젝트 클래스 변수 및 함수 확장 변경</w:t>
+      </w:r>
+    </w:p>
+    <w:p>
+      <w:pPr>
+        <w:pStyle w:val="a3"/>
+        <w:numPr>
+          <w:ilvl w:val="0"/>
+          <w:numId w:val="8"/>
+        </w:numPr>
+        <w:ind w:leftChars="0"/>
+        <w:rPr>
+          <w:rFonts w:hint="eastAsia"/>
+          <w:sz w:val="22"/>
+        </w:rPr>
+      </w:pPr>
+      <w:r>
+        <w:rPr>
+          <w:rFonts w:hint="eastAsia"/>
+          <w:sz w:val="22"/>
+        </w:rPr>
+        <w:t xml:space="preserve">서버에서 포지션 </w:t>
+      </w:r>
+      <w:proofErr w:type="spellStart"/>
+      <w:r>
+        <w:rPr>
+          <w:rFonts w:hint="eastAsia"/>
+          <w:sz w:val="22"/>
+        </w:rPr>
+        <w:t>바꿧는데</w:t>
+      </w:r>
+      <w:proofErr w:type="spellEnd"/>
+      <w:r>
+        <w:rPr>
+          <w:rFonts w:hint="eastAsia"/>
+          <w:sz w:val="22"/>
+        </w:rPr>
+        <w:t xml:space="preserve"> 다시 0,0,0으로 초기화 되어있음</w:t>
       </w:r>
     </w:p>
     <w:p>
@@ -865,7 +1151,21 @@
               <w:rPr>
                 <w:rFonts w:hint="eastAsia"/>
               </w:rPr>
-              <w:t>2. 클라이언트에서 게임 실행시 노트북의 경우 DX Device 삭제 버그</w:t>
+              <w:t xml:space="preserve">2. 클라이언트에서 게임 </w:t>
+            </w:r>
+            <w:proofErr w:type="spellStart"/>
+            <w:r>
+              <w:rPr>
+                <w:rFonts w:hint="eastAsia"/>
+              </w:rPr>
+              <w:t>실행시</w:t>
+            </w:r>
+            <w:proofErr w:type="spellEnd"/>
+            <w:r>
+              <w:rPr>
+                <w:rFonts w:hint="eastAsia"/>
+              </w:rPr>
+              <w:t xml:space="preserve"> 노트북의 경우 DX Device 삭제 버그</w:t>
             </w:r>
           </w:p>
           <w:p>
@@ -885,6 +1185,9 @@
           <w:p>
             <w:pPr>
               <w:jc w:val="left"/>
+              <w:rPr>
+                <w:rFonts w:hint="eastAsia"/>
+              </w:rPr>
             </w:pPr>
             <w:r>
               <w:rPr>
@@ -901,8 +1204,13 @@
               </w:rPr>
               <w:t xml:space="preserve">, </w:t>
             </w:r>
-            <w:r>
-              <w:t>gltf → 오른손 y-up</w:t>
+            <w:proofErr w:type="spellStart"/>
+            <w:r>
+              <w:t>gltf</w:t>
+            </w:r>
+            <w:proofErr w:type="spellEnd"/>
+            <w:r>
+              <w:t xml:space="preserve"> → 오른손 y-up</w:t>
             </w:r>
             <w:r>
               <w:rPr>
@@ -910,14 +1218,6 @@
               </w:rPr>
               <w:t>이라서 모델 생성시 잘못 모델로드</w:t>
             </w:r>
-          </w:p>
-          <w:p>
-            <w:pPr>
-              <w:jc w:val="left"/>
-              <w:rPr>
-                <w:rFonts w:hint="eastAsia"/>
-              </w:rPr>
-            </w:pPr>
           </w:p>
         </w:tc>
         <w:tc>
@@ -976,7 +1276,23 @@
                 <w:rFonts w:hint="eastAsia"/>
                 <w:szCs w:val="20"/>
               </w:rPr>
-              <w:t xml:space="preserve"> 띄우기 완료니까 이제 테스트 가능 + 이동 안되는 버그 고치기</w:t>
+              <w:t xml:space="preserve"> 띄우기 </w:t>
+            </w:r>
+            <w:proofErr w:type="spellStart"/>
+            <w:r>
+              <w:rPr>
+                <w:rFonts w:hint="eastAsia"/>
+                <w:szCs w:val="20"/>
+              </w:rPr>
+              <w:t>완료니까</w:t>
+            </w:r>
+            <w:proofErr w:type="spellEnd"/>
+            <w:r>
+              <w:rPr>
+                <w:rFonts w:hint="eastAsia"/>
+                <w:szCs w:val="20"/>
+              </w:rPr>
+              <w:t xml:space="preserve"> 이제 테스트 가능 + 이동 안되는 버그 고치기</w:t>
             </w:r>
           </w:p>
           <w:p>
@@ -1200,12 +1516,21 @@
                 <w:szCs w:val="20"/>
               </w:rPr>
             </w:pPr>
+            <w:proofErr w:type="spellStart"/>
             <w:r>
               <w:rPr>
                 <w:rFonts w:hint="eastAsia"/>
                 <w:szCs w:val="20"/>
               </w:rPr>
-              <w:t xml:space="preserve">언리얼로 제작한 맵 데이터 </w:t>
+              <w:t>언리얼로</w:t>
+            </w:r>
+            <w:proofErr w:type="spellEnd"/>
+            <w:r>
+              <w:rPr>
+                <w:rFonts w:hint="eastAsia"/>
+                <w:szCs w:val="20"/>
+              </w:rPr>
+              <w:t xml:space="preserve"> 제작한 맵 데이터 </w:t>
             </w:r>
             <w:r>
               <w:rPr>
@@ -1847,7 +2172,7 @@
         <w:rFonts w:ascii="Wingdings" w:eastAsiaTheme="minorEastAsia" w:hAnsi="Wingdings" w:cstheme="minorBidi" w:hint="default"/>
       </w:rPr>
     </w:lvl>
-    <w:lvl w:ilvl="3" w:tentative="1">
+    <w:lvl w:ilvl="3">
       <w:start w:val="1"/>
       <w:numFmt w:val="bullet"/>
       <w:lvlText w:val=""/>

--- a/작업일지/4주차.docx
+++ b/작업일지/4주차.docx
@@ -110,7 +110,6 @@
                 <w:sz w:val="22"/>
               </w:rPr>
             </w:pPr>
-            <w:proofErr w:type="spellStart"/>
             <w:r>
               <w:rPr>
                 <w:rFonts w:hint="eastAsia"/>
@@ -119,7 +118,6 @@
               </w:rPr>
               <w:t>팀명</w:t>
             </w:r>
-            <w:proofErr w:type="spellEnd"/>
           </w:p>
         </w:tc>
         <w:tc>
@@ -135,7 +133,6 @@
                 <w:szCs w:val="24"/>
               </w:rPr>
             </w:pPr>
-            <w:proofErr w:type="spellStart"/>
             <w:r>
               <w:rPr>
                 <w:sz w:val="24"/>
@@ -143,7 +140,6 @@
               </w:rPr>
               <w:t>임박박전설의시작</w:t>
             </w:r>
-            <w:proofErr w:type="spellEnd"/>
           </w:p>
         </w:tc>
       </w:tr>
@@ -227,7 +223,6 @@
             <w:pPr>
               <w:jc w:val="center"/>
               <w:rPr>
-                <w:rFonts w:hint="eastAsia"/>
                 <w:b/>
               </w:rPr>
             </w:pPr>
@@ -388,18 +383,8 @@
                 <w:b/>
                 <w:bCs/>
               </w:rPr>
-              <w:t xml:space="preserve">JSON을 이용해서 GLB모델들로 이루어진 맵 </w:t>
-            </w:r>
-            <w:proofErr w:type="spellStart"/>
-            <w:r>
-              <w:rPr>
-                <w:rFonts w:hint="eastAsia"/>
-                <w:b/>
-                <w:bCs/>
-              </w:rPr>
-              <w:t>렌더</w:t>
-            </w:r>
-            <w:proofErr w:type="spellEnd"/>
+              <w:t>JSON을 이용해서 GLB모델들로 이루어진 맵 렌더</w:t>
+            </w:r>
           </w:p>
           <w:p>
             <w:pPr>
@@ -409,30 +394,19 @@
                 <w:bCs/>
               </w:rPr>
             </w:pPr>
-            <w:proofErr w:type="spellStart"/>
             <w:r>
               <w:rPr>
                 <w:rFonts w:hint="eastAsia"/>
                 <w:b/>
                 <w:bCs/>
               </w:rPr>
-              <w:t>DXDevice</w:t>
-            </w:r>
-            <w:proofErr w:type="spellEnd"/>
-            <w:r>
-              <w:rPr>
-                <w:rFonts w:hint="eastAsia"/>
-                <w:b/>
-                <w:bCs/>
-              </w:rPr>
-              <w:t xml:space="preserve"> 삭제버그 해결 방법 강구</w:t>
+              <w:t>DXDevice 삭제버그 해결 방법 강구</w:t>
             </w:r>
           </w:p>
           <w:p>
             <w:pPr>
               <w:jc w:val="left"/>
               <w:rPr>
-                <w:rFonts w:hint="eastAsia"/>
                 <w:b/>
                 <w:bCs/>
               </w:rPr>
@@ -492,21 +466,7 @@
         <w:rPr>
           <w:sz w:val="22"/>
         </w:rPr>
-        <w:t xml:space="preserve">기존 Json </w:t>
-      </w:r>
-      <w:proofErr w:type="spellStart"/>
-      <w:r>
-        <w:rPr>
-          <w:sz w:val="22"/>
-        </w:rPr>
-        <w:t>포멧과</w:t>
-      </w:r>
-      <w:proofErr w:type="spellEnd"/>
-      <w:r>
-        <w:rPr>
-          <w:sz w:val="22"/>
-        </w:rPr>
-        <w:t xml:space="preserve"> 맞지 않았음</w:t>
+        <w:t>기존 Json 포멧과 맞지 않았음</w:t>
       </w:r>
     </w:p>
     <w:p>
@@ -557,35 +517,7 @@
         <w:rPr>
           <w:sz w:val="22"/>
         </w:rPr>
-        <w:t xml:space="preserve">해당 과정에서 기존 </w:t>
-      </w:r>
-      <w:proofErr w:type="spellStart"/>
-      <w:r>
-        <w:rPr>
-          <w:sz w:val="22"/>
-        </w:rPr>
-        <w:t>디스크립터</w:t>
-      </w:r>
-      <w:proofErr w:type="spellEnd"/>
-      <w:r>
-        <w:rPr>
-          <w:sz w:val="22"/>
-        </w:rPr>
-        <w:t xml:space="preserve"> </w:t>
-      </w:r>
-      <w:proofErr w:type="spellStart"/>
-      <w:r>
-        <w:rPr>
-          <w:sz w:val="22"/>
-        </w:rPr>
-        <w:t>힙의</w:t>
-      </w:r>
-      <w:proofErr w:type="spellEnd"/>
-      <w:r>
-        <w:rPr>
-          <w:sz w:val="22"/>
-        </w:rPr>
-        <w:t xml:space="preserve"> 용량이 너무 작다는 것을 판단 후 크기를 수정함 </w:t>
+        <w:t xml:space="preserve">해당 과정에서 기존 디스크립터 힙의 용량이 너무 작다는 것을 판단 후 크기를 수정함 </w:t>
       </w:r>
     </w:p>
     <w:p>
@@ -605,20 +537,7 @@
           <w:sz w:val="22"/>
         </w:rPr>
         <w:tab/>
-      </w:r>
-      <w:proofErr w:type="spellStart"/>
-      <w:r>
-        <w:rPr>
-          <w:sz w:val="22"/>
-        </w:rPr>
-        <w:t>srvHeapDesc.NumDescriptors</w:t>
-      </w:r>
-      <w:proofErr w:type="spellEnd"/>
-      <w:r>
-        <w:rPr>
-          <w:sz w:val="22"/>
-        </w:rPr>
-        <w:t xml:space="preserve"> = 128; → 1024 로 크기 수정</w:t>
+        <w:t>srvHeapDesc.NumDescriptors = 128; → 1024 로 크기 수정</w:t>
       </w:r>
     </w:p>
     <w:p>
@@ -659,6 +578,7 @@
       </w:pPr>
       <w:r>
         <w:rPr>
+          <w:noProof/>
           <w:sz w:val="22"/>
         </w:rPr>
         <w:drawing>
@@ -679,7 +599,7 @@
                     </pic:cNvPicPr>
                   </pic:nvPicPr>
                   <pic:blipFill>
-                    <a:blip r:embed="rId5" cstate="print">
+                    <a:blip r:embed="rId7" cstate="print">
                       <a:extLst>
                         <a:ext uri="{28A0092B-C50C-407E-A947-70E740481C1C}">
                           <a14:useLocalDpi xmlns:a14="http://schemas.microsoft.com/office/drawing/2010/main" val="0"/>
@@ -736,20 +656,7 @@
           <w:sz w:val="22"/>
         </w:rPr>
         <w:tab/>
-      </w:r>
-      <w:proofErr w:type="spellStart"/>
-      <w:r>
-        <w:rPr>
-          <w:sz w:val="22"/>
-        </w:rPr>
-        <w:t>gltf</w:t>
-      </w:r>
-      <w:proofErr w:type="spellEnd"/>
-      <w:r>
-        <w:rPr>
-          <w:sz w:val="22"/>
-        </w:rPr>
-        <w:t xml:space="preserve"> → 오른손 y-up</w:t>
+        <w:t>gltf → 오른손 y-up</w:t>
       </w:r>
     </w:p>
     <w:p>
@@ -764,23 +671,7 @@
           <w:sz w:val="22"/>
         </w:rPr>
         <w:lastRenderedPageBreak/>
-        <w:t xml:space="preserve">그래서 방향과 좌표계가 </w:t>
-      </w:r>
-      <w:proofErr w:type="spellStart"/>
-      <w:r>
-        <w:rPr>
-          <w:rFonts w:hint="eastAsia"/>
-          <w:sz w:val="22"/>
-        </w:rPr>
-        <w:t>안맞아서</w:t>
-      </w:r>
-      <w:proofErr w:type="spellEnd"/>
-      <w:r>
-        <w:rPr>
-          <w:rFonts w:hint="eastAsia"/>
-          <w:sz w:val="22"/>
-        </w:rPr>
-        <w:t xml:space="preserve"> 버그가 발생함</w:t>
+        <w:t>그래서 방향과 좌표계가 안맞아서 버그가 발생함</w:t>
       </w:r>
     </w:p>
     <w:p>
@@ -801,55 +692,7 @@
           <w:rFonts w:hint="eastAsia"/>
           <w:sz w:val="22"/>
         </w:rPr>
-        <w:t xml:space="preserve">일단 </w:t>
-      </w:r>
-      <w:proofErr w:type="spellStart"/>
-      <w:r>
-        <w:rPr>
-          <w:rFonts w:hint="eastAsia"/>
-          <w:sz w:val="22"/>
-        </w:rPr>
-        <w:t>쉐이더</w:t>
-      </w:r>
-      <w:proofErr w:type="spellEnd"/>
-      <w:r>
-        <w:rPr>
-          <w:rFonts w:hint="eastAsia"/>
-          <w:sz w:val="22"/>
-        </w:rPr>
-        <w:t xml:space="preserve"> 코드에서 </w:t>
-      </w:r>
-      <w:proofErr w:type="spellStart"/>
-      <w:r>
-        <w:rPr>
-          <w:rFonts w:hint="eastAsia"/>
-          <w:sz w:val="22"/>
-        </w:rPr>
-        <w:t>DXDevice</w:t>
-      </w:r>
-      <w:proofErr w:type="spellEnd"/>
-      <w:r>
-        <w:rPr>
-          <w:rFonts w:hint="eastAsia"/>
-          <w:sz w:val="22"/>
-        </w:rPr>
-        <w:t xml:space="preserve">가 사라지는 문제가 </w:t>
-      </w:r>
-      <w:proofErr w:type="spellStart"/>
-      <w:r>
-        <w:rPr>
-          <w:rFonts w:hint="eastAsia"/>
-          <w:sz w:val="22"/>
-        </w:rPr>
-        <w:t>법선벡터가</w:t>
-      </w:r>
-      <w:proofErr w:type="spellEnd"/>
-      <w:r>
-        <w:rPr>
-          <w:rFonts w:hint="eastAsia"/>
-          <w:sz w:val="22"/>
-        </w:rPr>
-        <w:t xml:space="preserve"> 음수가 되면서 발생하는 것으로 추정</w:t>
+        <w:t>일단 쉐이더 코드에서 DXDevice가 사라지는 문제가 법선벡터가 음수가 되면서 발생하는 것으로 추정</w:t>
       </w:r>
     </w:p>
     <w:p>
@@ -858,37 +701,12 @@
           <w:sz w:val="22"/>
         </w:rPr>
       </w:pPr>
-      <w:proofErr w:type="spellStart"/>
       <w:r>
         <w:rPr>
           <w:rFonts w:hint="eastAsia"/>
           <w:sz w:val="22"/>
         </w:rPr>
-        <w:t>쉐이더코드</w:t>
-      </w:r>
-      <w:proofErr w:type="spellEnd"/>
-      <w:r>
-        <w:rPr>
-          <w:rFonts w:hint="eastAsia"/>
-          <w:sz w:val="22"/>
-        </w:rPr>
-        <w:t xml:space="preserve"> 음수 </w:t>
-      </w:r>
-      <w:proofErr w:type="spellStart"/>
-      <w:r>
-        <w:rPr>
-          <w:rFonts w:hint="eastAsia"/>
-          <w:sz w:val="22"/>
-        </w:rPr>
-        <w:t>안만들게</w:t>
-      </w:r>
-      <w:proofErr w:type="spellEnd"/>
-      <w:r>
-        <w:rPr>
-          <w:rFonts w:hint="eastAsia"/>
-          <w:sz w:val="22"/>
-        </w:rPr>
-        <w:t xml:space="preserve"> 고정하면 괜찮음</w:t>
+        <w:t>쉐이더코드 음수 안만들게 고정하면 괜찮음</w:t>
       </w:r>
     </w:p>
     <w:p>
@@ -902,23 +720,7 @@
           <w:rFonts w:hint="eastAsia"/>
           <w:sz w:val="22"/>
         </w:rPr>
-        <w:t xml:space="preserve">max쉐이더 </w:t>
-      </w:r>
-      <w:proofErr w:type="spellStart"/>
-      <w:r>
-        <w:rPr>
-          <w:rFonts w:hint="eastAsia"/>
-          <w:sz w:val="22"/>
-        </w:rPr>
-        <w:t>함수쓰면</w:t>
-      </w:r>
-      <w:proofErr w:type="spellEnd"/>
-      <w:r>
-        <w:rPr>
-          <w:rFonts w:hint="eastAsia"/>
-          <w:sz w:val="22"/>
-        </w:rPr>
-        <w:t xml:space="preserve"> 괜찮았음</w:t>
+        <w:t>max쉐이더 함수쓰면 괜찮았음</w:t>
       </w:r>
     </w:p>
     <w:p>
@@ -966,23 +768,7 @@
           <w:rFonts w:hint="eastAsia"/>
           <w:sz w:val="22"/>
         </w:rPr>
-        <w:t xml:space="preserve">GLB </w:t>
-      </w:r>
-      <w:proofErr w:type="spellStart"/>
-      <w:r>
-        <w:rPr>
-          <w:rFonts w:hint="eastAsia"/>
-          <w:sz w:val="22"/>
-        </w:rPr>
-        <w:t>읽을때</w:t>
-      </w:r>
-      <w:proofErr w:type="spellEnd"/>
-      <w:r>
-        <w:rPr>
-          <w:rFonts w:hint="eastAsia"/>
-          <w:sz w:val="22"/>
-        </w:rPr>
-        <w:t xml:space="preserve"> 오른손-Y-up을 왼손-y-up으로 변경</w:t>
+        <w:t>GLB 읽을때 오른손-Y-up을 왼손-y-up으로 변경</w:t>
       </w:r>
     </w:p>
     <w:p>
@@ -1003,23 +789,7 @@
           <w:rFonts w:hint="eastAsia"/>
           <w:sz w:val="22"/>
         </w:rPr>
-        <w:t xml:space="preserve">이러니까 </w:t>
-      </w:r>
-      <w:proofErr w:type="spellStart"/>
-      <w:r>
-        <w:rPr>
-          <w:rFonts w:hint="eastAsia"/>
-          <w:sz w:val="22"/>
-        </w:rPr>
-        <w:t>팅기는</w:t>
-      </w:r>
-      <w:proofErr w:type="spellEnd"/>
-      <w:r>
-        <w:rPr>
-          <w:rFonts w:hint="eastAsia"/>
-          <w:sz w:val="22"/>
-        </w:rPr>
-        <w:t xml:space="preserve"> 문제는 발생하지 않았음</w:t>
+        <w:t>이러니까 팅기는 문제는 발생하지 않았음</w:t>
       </w:r>
     </w:p>
     <w:p>
@@ -1052,38 +822,20 @@
         </w:numPr>
         <w:ind w:leftChars="0"/>
         <w:rPr>
+          <w:sz w:val="22"/>
+        </w:rPr>
+      </w:pPr>
+      <w:r>
+        <w:rPr>
           <w:rFonts w:hint="eastAsia"/>
           <w:sz w:val="22"/>
         </w:rPr>
-      </w:pPr>
-      <w:r>
-        <w:rPr>
-          <w:rFonts w:hint="eastAsia"/>
-          <w:sz w:val="22"/>
-        </w:rPr>
-        <w:t xml:space="preserve">서버에서 포지션 </w:t>
-      </w:r>
-      <w:proofErr w:type="spellStart"/>
-      <w:r>
-        <w:rPr>
-          <w:rFonts w:hint="eastAsia"/>
-          <w:sz w:val="22"/>
-        </w:rPr>
-        <w:t>바꿧는데</w:t>
-      </w:r>
-      <w:proofErr w:type="spellEnd"/>
-      <w:r>
-        <w:rPr>
-          <w:rFonts w:hint="eastAsia"/>
-          <w:sz w:val="22"/>
-        </w:rPr>
-        <w:t xml:space="preserve"> 다시 0,0,0으로 초기화 되어있음</w:t>
+        <w:t>서버에서 포지션 바꿧는데 다시 0,0,0으로 초기화 되어있음</w:t>
       </w:r>
     </w:p>
     <w:p>
       <w:pPr>
         <w:rPr>
-          <w:rFonts w:hint="eastAsia"/>
           <w:sz w:val="22"/>
         </w:rPr>
       </w:pPr>
@@ -1151,29 +903,12 @@
               <w:rPr>
                 <w:rFonts w:hint="eastAsia"/>
               </w:rPr>
-              <w:t xml:space="preserve">2. 클라이언트에서 게임 </w:t>
-            </w:r>
-            <w:proofErr w:type="spellStart"/>
-            <w:r>
-              <w:rPr>
-                <w:rFonts w:hint="eastAsia"/>
-              </w:rPr>
-              <w:t>실행시</w:t>
-            </w:r>
-            <w:proofErr w:type="spellEnd"/>
-            <w:r>
-              <w:rPr>
-                <w:rFonts w:hint="eastAsia"/>
-              </w:rPr>
-              <w:t xml:space="preserve"> 노트북의 경우 DX Device 삭제 버그</w:t>
+              <w:t>2. 클라이언트에서 게임 실행시 노트북의 경우 DX Device 삭제 버그</w:t>
             </w:r>
           </w:p>
           <w:p>
             <w:pPr>
               <w:jc w:val="left"/>
-              <w:rPr>
-                <w:rFonts w:hint="eastAsia"/>
-              </w:rPr>
             </w:pPr>
             <w:r>
               <w:rPr>
@@ -1185,9 +920,6 @@
           <w:p>
             <w:pPr>
               <w:jc w:val="left"/>
-              <w:rPr>
-                <w:rFonts w:hint="eastAsia"/>
-              </w:rPr>
             </w:pPr>
             <w:r>
               <w:rPr>
@@ -1204,13 +936,8 @@
               </w:rPr>
               <w:t xml:space="preserve">, </w:t>
             </w:r>
-            <w:proofErr w:type="spellStart"/>
-            <w:r>
-              <w:t>gltf</w:t>
-            </w:r>
-            <w:proofErr w:type="spellEnd"/>
-            <w:r>
-              <w:t xml:space="preserve"> → 오른손 y-up</w:t>
+            <w:r>
+              <w:t>gltf → 오른손 y-up</w:t>
             </w:r>
             <w:r>
               <w:rPr>
@@ -1251,7 +978,6 @@
           <w:p>
             <w:pPr>
               <w:rPr>
-                <w:rFonts w:hint="eastAsia"/>
                 <w:szCs w:val="20"/>
               </w:rPr>
             </w:pPr>
@@ -1260,39 +986,7 @@
                 <w:rFonts w:hint="eastAsia"/>
                 <w:szCs w:val="20"/>
               </w:rPr>
-              <w:t xml:space="preserve">1,3. </w:t>
-            </w:r>
-            <w:proofErr w:type="gramStart"/>
-            <w:r>
-              <w:rPr>
-                <w:rFonts w:hint="eastAsia"/>
-                <w:szCs w:val="20"/>
-              </w:rPr>
-              <w:t>플레이어</w:t>
-            </w:r>
-            <w:proofErr w:type="gramEnd"/>
-            <w:r>
-              <w:rPr>
-                <w:rFonts w:hint="eastAsia"/>
-                <w:szCs w:val="20"/>
-              </w:rPr>
-              <w:t xml:space="preserve"> 띄우기 </w:t>
-            </w:r>
-            <w:proofErr w:type="spellStart"/>
-            <w:r>
-              <w:rPr>
-                <w:rFonts w:hint="eastAsia"/>
-                <w:szCs w:val="20"/>
-              </w:rPr>
-              <w:t>완료니까</w:t>
-            </w:r>
-            <w:proofErr w:type="spellEnd"/>
-            <w:r>
-              <w:rPr>
-                <w:rFonts w:hint="eastAsia"/>
-                <w:szCs w:val="20"/>
-              </w:rPr>
-              <w:t xml:space="preserve"> 이제 테스트 가능 + 이동 안되는 버그 고치기</w:t>
+              <w:t>1,3. 플레이어 띄우기 완료니까 이제 테스트 가능 + 이동 안되는 버그 고치기</w:t>
             </w:r>
           </w:p>
           <w:p>
@@ -1312,7 +1006,6 @@
           <w:p>
             <w:pPr>
               <w:rPr>
-                <w:rFonts w:hint="eastAsia"/>
                 <w:szCs w:val="20"/>
               </w:rPr>
             </w:pPr>
@@ -1407,9 +1100,6 @@
           <w:p>
             <w:pPr>
               <w:jc w:val="center"/>
-              <w:rPr>
-                <w:rFonts w:hint="eastAsia"/>
-              </w:rPr>
             </w:pPr>
             <w:r>
               <w:rPr>
@@ -1507,51 +1197,13 @@
                 <w:rFonts w:hint="eastAsia"/>
                 <w:szCs w:val="20"/>
               </w:rPr>
-              <w:t>플레이어 이동 해결, 충돌체크 테스트</w:t>
-            </w:r>
-          </w:p>
-          <w:p>
-            <w:pPr>
+              <w:t>좌표계</w:t>
+            </w:r>
+            <w:r>
               <w:rPr>
                 <w:szCs w:val="20"/>
               </w:rPr>
-            </w:pPr>
-            <w:proofErr w:type="spellStart"/>
-            <w:r>
-              <w:rPr>
-                <w:rFonts w:hint="eastAsia"/>
-                <w:szCs w:val="20"/>
-              </w:rPr>
-              <w:t>언리얼로</w:t>
-            </w:r>
-            <w:proofErr w:type="spellEnd"/>
-            <w:r>
-              <w:rPr>
-                <w:rFonts w:hint="eastAsia"/>
-                <w:szCs w:val="20"/>
-              </w:rPr>
-              <w:t xml:space="preserve"> 제작한 맵 데이터 </w:t>
-            </w:r>
-            <w:r>
-              <w:rPr>
-                <w:rFonts w:hint="eastAsia"/>
-                <w:szCs w:val="20"/>
-              </w:rPr>
-              <w:t xml:space="preserve">Json 파일을 읽어와서 </w:t>
-            </w:r>
-            <w:r>
-              <w:rPr>
-                <w:rFonts w:hint="eastAsia"/>
-                <w:szCs w:val="20"/>
-              </w:rPr>
-              <w:t>프로젝트에 연동</w:t>
-            </w:r>
-            <w:r>
-              <w:rPr>
-                <w:rFonts w:hint="eastAsia"/>
-                <w:szCs w:val="20"/>
-              </w:rPr>
-              <w:t>하여 맵 띄우기</w:t>
+              <w:t xml:space="preserve"> 문제 해결</w:t>
             </w:r>
           </w:p>
         </w:tc>
@@ -1632,6 +1284,56 @@
     </w:sectPr>
   </w:body>
 </w:document>
+</file>
+
+<file path=word/endnotes.xml><?xml version="1.0" encoding="utf-8"?>
+<w:endnotes xmlns:wpc="http://schemas.microsoft.com/office/word/2010/wordprocessingCanvas" xmlns:cx="http://schemas.microsoft.com/office/drawing/2014/chartex" xmlns:cx1="http://schemas.microsoft.com/office/drawing/2015/9/8/chartex" xmlns:cx2="http://schemas.microsoft.com/office/drawing/2015/10/21/chartex" xmlns:cx3="http://schemas.microsoft.com/office/drawing/2016/5/9/chartex" xmlns:cx4="http://schemas.microsoft.com/office/drawing/2016/5/10/chartex" xmlns:cx5="http://schemas.microsoft.com/office/drawing/2016/5/11/chartex" xmlns:cx6="http://schemas.microsoft.com/office/drawing/2016/5/12/chartex" xmlns:cx7="http://schemas.microsoft.com/office/drawing/2016/5/13/chartex" xmlns:cx8="http://schemas.microsoft.com/office/drawing/2016/5/14/chartex" xmlns:mc="http://schemas.openxmlformats.org/markup-compatibility/2006" xmlns:aink="http://schemas.microsoft.com/office/drawing/2016/ink" xmlns:am3d="http://schemas.microsoft.com/office/drawing/2017/model3d" xmlns:o="urn:schemas-microsoft-com:office:office" xmlns:oel="http://schemas.microsoft.com/office/2019/extlst" xmlns:r="http://schemas.openxmlformats.org/officeDocument/2006/relationships" xmlns:m="http://schemas.openxmlformats.org/officeDocument/2006/math" xmlns:v="urn:schemas-microsoft-com:vml" xmlns:wp14="http://schemas.microsoft.com/office/word/2010/wordprocessingDrawing" xmlns:wp="http://schemas.openxmlformats.org/drawingml/2006/wordprocessingDrawing" xmlns:w10="urn:schemas-microsoft-com:office:word" xmlns:w="http://schemas.openxmlformats.org/wordprocessingml/2006/main" xmlns:w14="http://schemas.microsoft.com/office/word/2010/wordml" xmlns:w15="http://schemas.microsoft.com/office/word/2012/wordml" xmlns:w16cex="http://schemas.microsoft.com/office/word/2018/wordml/cex" xmlns:w16cid="http://schemas.microsoft.com/office/word/2016/wordml/cid" xmlns:w16="http://schemas.microsoft.com/office/word/2018/wordml" xmlns:w16du="http://schemas.microsoft.com/office/word/2023/wordml/word16du" xmlns:w16sdtdh="http://schemas.microsoft.com/office/word/2020/wordml/sdtdatahash" xmlns:w16sdtfl="http://schemas.microsoft.com/office/word/2024/wordml/sdtformatlock" xmlns:w16se="http://schemas.microsoft.com/office/word/2015/wordml/symex" xmlns:wpg="http://schemas.microsoft.com/office/word/2010/wordprocessingGroup" xmlns:wpi="http://schemas.microsoft.com/office/word/2010/wordprocessingInk" xmlns:wne="http://schemas.microsoft.com/office/word/2006/wordml" xmlns:wps="http://schemas.microsoft.com/office/word/2010/wordprocessingShape" mc:Ignorable="w14 w15 w16se w16cid w16 w16cex w16sdtdh w16sdtfl w16du wp14">
+  <w:endnote w:type="separator" w:id="-1">
+    <w:p>
+      <w:pPr>
+        <w:spacing w:after="0" w:line="240" w:lineRule="auto"/>
+      </w:pPr>
+      <w:r>
+        <w:separator/>
+      </w:r>
+    </w:p>
+  </w:endnote>
+  <w:endnote w:type="continuationSeparator" w:id="0">
+    <w:p>
+      <w:pPr>
+        <w:spacing w:after="0" w:line="240" w:lineRule="auto"/>
+      </w:pPr>
+      <w:r>
+        <w:continuationSeparator/>
+      </w:r>
+    </w:p>
+  </w:endnote>
+</w:endnotes>
+</file>
+
+<file path=word/footnotes.xml><?xml version="1.0" encoding="utf-8"?>
+<w:footnotes xmlns:wpc="http://schemas.microsoft.com/office/word/2010/wordprocessingCanvas" xmlns:cx="http://schemas.microsoft.com/office/drawing/2014/chartex" xmlns:cx1="http://schemas.microsoft.com/office/drawing/2015/9/8/chartex" xmlns:cx2="http://schemas.microsoft.com/office/drawing/2015/10/21/chartex" xmlns:cx3="http://schemas.microsoft.com/office/drawing/2016/5/9/chartex" xmlns:cx4="http://schemas.microsoft.com/office/drawing/2016/5/10/chartex" xmlns:cx5="http://schemas.microsoft.com/office/drawing/2016/5/11/chartex" xmlns:cx6="http://schemas.microsoft.com/office/drawing/2016/5/12/chartex" xmlns:cx7="http://schemas.microsoft.com/office/drawing/2016/5/13/chartex" xmlns:cx8="http://schemas.microsoft.com/office/drawing/2016/5/14/chartex" xmlns:mc="http://schemas.openxmlformats.org/markup-compatibility/2006" xmlns:aink="http://schemas.microsoft.com/office/drawing/2016/ink" xmlns:am3d="http://schemas.microsoft.com/office/drawing/2017/model3d" xmlns:o="urn:schemas-microsoft-com:office:office" xmlns:oel="http://schemas.microsoft.com/office/2019/extlst" xmlns:r="http://schemas.openxmlformats.org/officeDocument/2006/relationships" xmlns:m="http://schemas.openxmlformats.org/officeDocument/2006/math" xmlns:v="urn:schemas-microsoft-com:vml" xmlns:wp14="http://schemas.microsoft.com/office/word/2010/wordprocessingDrawing" xmlns:wp="http://schemas.openxmlformats.org/drawingml/2006/wordprocessingDrawing" xmlns:w10="urn:schemas-microsoft-com:office:word" xmlns:w="http://schemas.openxmlformats.org/wordprocessingml/2006/main" xmlns:w14="http://schemas.microsoft.com/office/word/2010/wordml" xmlns:w15="http://schemas.microsoft.com/office/word/2012/wordml" xmlns:w16cex="http://schemas.microsoft.com/office/word/2018/wordml/cex" xmlns:w16cid="http://schemas.microsoft.com/office/word/2016/wordml/cid" xmlns:w16="http://schemas.microsoft.com/office/word/2018/wordml" xmlns:w16du="http://schemas.microsoft.com/office/word/2023/wordml/word16du" xmlns:w16sdtdh="http://schemas.microsoft.com/office/word/2020/wordml/sdtdatahash" xmlns:w16sdtfl="http://schemas.microsoft.com/office/word/2024/wordml/sdtformatlock" xmlns:w16se="http://schemas.microsoft.com/office/word/2015/wordml/symex" xmlns:wpg="http://schemas.microsoft.com/office/word/2010/wordprocessingGroup" xmlns:wpi="http://schemas.microsoft.com/office/word/2010/wordprocessingInk" xmlns:wne="http://schemas.microsoft.com/office/word/2006/wordml" xmlns:wps="http://schemas.microsoft.com/office/word/2010/wordprocessingShape" mc:Ignorable="w14 w15 w16se w16cid w16 w16cex w16sdtdh w16sdtfl w16du wp14">
+  <w:footnote w:type="separator" w:id="-1">
+    <w:p>
+      <w:pPr>
+        <w:spacing w:after="0" w:line="240" w:lineRule="auto"/>
+      </w:pPr>
+      <w:r>
+        <w:separator/>
+      </w:r>
+    </w:p>
+  </w:footnote>
+  <w:footnote w:type="continuationSeparator" w:id="0">
+    <w:p>
+      <w:pPr>
+        <w:spacing w:after="0" w:line="240" w:lineRule="auto"/>
+      </w:pPr>
+      <w:r>
+        <w:continuationSeparator/>
+      </w:r>
+    </w:p>
+  </w:footnote>
+</w:footnotes>
 </file>
 
 <file path=word/numbering.xml><?xml version="1.0" encoding="utf-8"?>
@@ -3128,6 +2830,7 @@
   <w:style w:type="character" w:default="1" w:styleId="a0">
     <w:name w:val="Default Paragraph Font"/>
     <w:uiPriority w:val="1"/>
+    <w:semiHidden/>
     <w:unhideWhenUsed/>
   </w:style>
   <w:style w:type="table" w:default="1" w:styleId="a1">

--- a/작업일지/4주차.docx
+++ b/작업일지/4주차.docx
@@ -73,8 +73,17 @@
                 <w:rFonts w:hint="eastAsia"/>
                 <w:szCs w:val="20"/>
               </w:rPr>
-              <w:t>2021180009 박경준</w:t>
-            </w:r>
+              <w:t xml:space="preserve">2021180009 </w:t>
+            </w:r>
+            <w:proofErr w:type="spellStart"/>
+            <w:r>
+              <w:rPr>
+                <w:rFonts w:hint="eastAsia"/>
+                <w:szCs w:val="20"/>
+              </w:rPr>
+              <w:t>박경준</w:t>
+            </w:r>
+            <w:proofErr w:type="spellEnd"/>
             <w:r>
               <w:rPr>
                 <w:szCs w:val="20"/>
@@ -110,6 +119,7 @@
                 <w:sz w:val="22"/>
               </w:rPr>
             </w:pPr>
+            <w:proofErr w:type="spellStart"/>
             <w:r>
               <w:rPr>
                 <w:rFonts w:hint="eastAsia"/>
@@ -118,6 +128,7 @@
               </w:rPr>
               <w:t>팀명</w:t>
             </w:r>
+            <w:proofErr w:type="spellEnd"/>
           </w:p>
         </w:tc>
         <w:tc>
@@ -133,6 +144,7 @@
                 <w:szCs w:val="24"/>
               </w:rPr>
             </w:pPr>
+            <w:proofErr w:type="spellStart"/>
             <w:r>
               <w:rPr>
                 <w:sz w:val="24"/>
@@ -140,6 +152,7 @@
               </w:rPr>
               <w:t>임박박전설의시작</w:t>
             </w:r>
+            <w:proofErr w:type="spellEnd"/>
           </w:p>
         </w:tc>
       </w:tr>
@@ -383,8 +396,18 @@
                 <w:b/>
                 <w:bCs/>
               </w:rPr>
-              <w:t>JSON을 이용해서 GLB모델들로 이루어진 맵 렌더</w:t>
-            </w:r>
+              <w:t xml:space="preserve">JSON을 이용해서 GLB모델들로 이루어진 맵 </w:t>
+            </w:r>
+            <w:proofErr w:type="spellStart"/>
+            <w:r>
+              <w:rPr>
+                <w:rFonts w:hint="eastAsia"/>
+                <w:b/>
+                <w:bCs/>
+              </w:rPr>
+              <w:t>렌더</w:t>
+            </w:r>
+            <w:proofErr w:type="spellEnd"/>
           </w:p>
           <w:p>
             <w:pPr>
@@ -394,13 +417,23 @@
                 <w:bCs/>
               </w:rPr>
             </w:pPr>
+            <w:proofErr w:type="spellStart"/>
             <w:r>
               <w:rPr>
                 <w:rFonts w:hint="eastAsia"/>
                 <w:b/>
                 <w:bCs/>
               </w:rPr>
-              <w:t>DXDevice 삭제버그 해결 방법 강구</w:t>
+              <w:t>DXDevice</w:t>
+            </w:r>
+            <w:proofErr w:type="spellEnd"/>
+            <w:r>
+              <w:rPr>
+                <w:rFonts w:hint="eastAsia"/>
+                <w:b/>
+                <w:bCs/>
+              </w:rPr>
+              <w:t xml:space="preserve"> 삭제버그 해결 방법 강구</w:t>
             </w:r>
           </w:p>
           <w:p>
@@ -466,7 +499,21 @@
         <w:rPr>
           <w:sz w:val="22"/>
         </w:rPr>
-        <w:t>기존 Json 포멧과 맞지 않았음</w:t>
+        <w:t xml:space="preserve">기존 Json </w:t>
+      </w:r>
+      <w:proofErr w:type="spellStart"/>
+      <w:r>
+        <w:rPr>
+          <w:sz w:val="22"/>
+        </w:rPr>
+        <w:t>포멧과</w:t>
+      </w:r>
+      <w:proofErr w:type="spellEnd"/>
+      <w:r>
+        <w:rPr>
+          <w:sz w:val="22"/>
+        </w:rPr>
+        <w:t xml:space="preserve"> 맞지 않았음</w:t>
       </w:r>
     </w:p>
     <w:p>
@@ -517,7 +564,35 @@
         <w:rPr>
           <w:sz w:val="22"/>
         </w:rPr>
-        <w:t xml:space="preserve">해당 과정에서 기존 디스크립터 힙의 용량이 너무 작다는 것을 판단 후 크기를 수정함 </w:t>
+        <w:t xml:space="preserve">해당 과정에서 기존 </w:t>
+      </w:r>
+      <w:proofErr w:type="spellStart"/>
+      <w:r>
+        <w:rPr>
+          <w:sz w:val="22"/>
+        </w:rPr>
+        <w:t>디스크립터</w:t>
+      </w:r>
+      <w:proofErr w:type="spellEnd"/>
+      <w:r>
+        <w:rPr>
+          <w:sz w:val="22"/>
+        </w:rPr>
+        <w:t xml:space="preserve"> </w:t>
+      </w:r>
+      <w:proofErr w:type="spellStart"/>
+      <w:r>
+        <w:rPr>
+          <w:sz w:val="22"/>
+        </w:rPr>
+        <w:t>힙의</w:t>
+      </w:r>
+      <w:proofErr w:type="spellEnd"/>
+      <w:r>
+        <w:rPr>
+          <w:sz w:val="22"/>
+        </w:rPr>
+        <w:t xml:space="preserve"> 용량이 너무 작다는 것을 판단 후 크기를 수정함 </w:t>
       </w:r>
     </w:p>
     <w:p>
@@ -537,7 +612,20 @@
           <w:sz w:val="22"/>
         </w:rPr>
         <w:tab/>
-        <w:t>srvHeapDesc.NumDescriptors = 128; → 1024 로 크기 수정</w:t>
+      </w:r>
+      <w:proofErr w:type="spellStart"/>
+      <w:r>
+        <w:rPr>
+          <w:sz w:val="22"/>
+        </w:rPr>
+        <w:t>srvHeapDesc.NumDescriptors</w:t>
+      </w:r>
+      <w:proofErr w:type="spellEnd"/>
+      <w:r>
+        <w:rPr>
+          <w:sz w:val="22"/>
+        </w:rPr>
+        <w:t xml:space="preserve"> = 128; → 1024 로 크기 수정</w:t>
       </w:r>
     </w:p>
     <w:p>
@@ -642,7 +730,20 @@
           <w:sz w:val="22"/>
         </w:rPr>
         <w:tab/>
-        <w:t>언리얼 → 왼손 z-up</w:t>
+      </w:r>
+      <w:proofErr w:type="spellStart"/>
+      <w:r>
+        <w:rPr>
+          <w:sz w:val="22"/>
+        </w:rPr>
+        <w:t>언리얼</w:t>
+      </w:r>
+      <w:proofErr w:type="spellEnd"/>
+      <w:r>
+        <w:rPr>
+          <w:sz w:val="22"/>
+        </w:rPr>
+        <w:t xml:space="preserve"> → 왼손 z-up</w:t>
       </w:r>
     </w:p>
     <w:p>
@@ -656,7 +757,20 @@
           <w:sz w:val="22"/>
         </w:rPr>
         <w:tab/>
-        <w:t>gltf → 오른손 y-up</w:t>
+      </w:r>
+      <w:proofErr w:type="spellStart"/>
+      <w:r>
+        <w:rPr>
+          <w:sz w:val="22"/>
+        </w:rPr>
+        <w:t>gltf</w:t>
+      </w:r>
+      <w:proofErr w:type="spellEnd"/>
+      <w:r>
+        <w:rPr>
+          <w:sz w:val="22"/>
+        </w:rPr>
+        <w:t xml:space="preserve"> → 오른손 y-up</w:t>
       </w:r>
     </w:p>
     <w:p>
@@ -671,7 +785,23 @@
           <w:sz w:val="22"/>
         </w:rPr>
         <w:lastRenderedPageBreak/>
-        <w:t>그래서 방향과 좌표계가 안맞아서 버그가 발생함</w:t>
+        <w:t xml:space="preserve">그래서 방향과 좌표계가 </w:t>
+      </w:r>
+      <w:proofErr w:type="spellStart"/>
+      <w:r>
+        <w:rPr>
+          <w:rFonts w:hint="eastAsia"/>
+          <w:sz w:val="22"/>
+        </w:rPr>
+        <w:t>안맞아서</w:t>
+      </w:r>
+      <w:proofErr w:type="spellEnd"/>
+      <w:r>
+        <w:rPr>
+          <w:rFonts w:hint="eastAsia"/>
+          <w:sz w:val="22"/>
+        </w:rPr>
+        <w:t xml:space="preserve"> 버그가 발생함</w:t>
       </w:r>
     </w:p>
     <w:p>
@@ -692,7 +822,55 @@
           <w:rFonts w:hint="eastAsia"/>
           <w:sz w:val="22"/>
         </w:rPr>
-        <w:t>일단 쉐이더 코드에서 DXDevice가 사라지는 문제가 법선벡터가 음수가 되면서 발생하는 것으로 추정</w:t>
+        <w:t xml:space="preserve">일단 </w:t>
+      </w:r>
+      <w:proofErr w:type="spellStart"/>
+      <w:r>
+        <w:rPr>
+          <w:rFonts w:hint="eastAsia"/>
+          <w:sz w:val="22"/>
+        </w:rPr>
+        <w:t>쉐이더</w:t>
+      </w:r>
+      <w:proofErr w:type="spellEnd"/>
+      <w:r>
+        <w:rPr>
+          <w:rFonts w:hint="eastAsia"/>
+          <w:sz w:val="22"/>
+        </w:rPr>
+        <w:t xml:space="preserve"> 코드에서 </w:t>
+      </w:r>
+      <w:proofErr w:type="spellStart"/>
+      <w:r>
+        <w:rPr>
+          <w:rFonts w:hint="eastAsia"/>
+          <w:sz w:val="22"/>
+        </w:rPr>
+        <w:t>DXDevice</w:t>
+      </w:r>
+      <w:proofErr w:type="spellEnd"/>
+      <w:r>
+        <w:rPr>
+          <w:rFonts w:hint="eastAsia"/>
+          <w:sz w:val="22"/>
+        </w:rPr>
+        <w:t xml:space="preserve">가 사라지는 문제가 </w:t>
+      </w:r>
+      <w:proofErr w:type="spellStart"/>
+      <w:r>
+        <w:rPr>
+          <w:rFonts w:hint="eastAsia"/>
+          <w:sz w:val="22"/>
+        </w:rPr>
+        <w:t>법선벡터가</w:t>
+      </w:r>
+      <w:proofErr w:type="spellEnd"/>
+      <w:r>
+        <w:rPr>
+          <w:rFonts w:hint="eastAsia"/>
+          <w:sz w:val="22"/>
+        </w:rPr>
+        <w:t xml:space="preserve"> 음수가 되면서 발생하는 것으로 추정</w:t>
       </w:r>
     </w:p>
     <w:p>
@@ -701,12 +879,37 @@
           <w:sz w:val="22"/>
         </w:rPr>
       </w:pPr>
+      <w:proofErr w:type="spellStart"/>
       <w:r>
         <w:rPr>
           <w:rFonts w:hint="eastAsia"/>
           <w:sz w:val="22"/>
         </w:rPr>
-        <w:t>쉐이더코드 음수 안만들게 고정하면 괜찮음</w:t>
+        <w:t>쉐이더코드</w:t>
+      </w:r>
+      <w:proofErr w:type="spellEnd"/>
+      <w:r>
+        <w:rPr>
+          <w:rFonts w:hint="eastAsia"/>
+          <w:sz w:val="22"/>
+        </w:rPr>
+        <w:t xml:space="preserve"> 음수 </w:t>
+      </w:r>
+      <w:proofErr w:type="spellStart"/>
+      <w:r>
+        <w:rPr>
+          <w:rFonts w:hint="eastAsia"/>
+          <w:sz w:val="22"/>
+        </w:rPr>
+        <w:t>안만들게</w:t>
+      </w:r>
+      <w:proofErr w:type="spellEnd"/>
+      <w:r>
+        <w:rPr>
+          <w:rFonts w:hint="eastAsia"/>
+          <w:sz w:val="22"/>
+        </w:rPr>
+        <w:t xml:space="preserve"> 고정하면 괜찮음</w:t>
       </w:r>
     </w:p>
     <w:p>
@@ -720,7 +923,23 @@
           <w:rFonts w:hint="eastAsia"/>
           <w:sz w:val="22"/>
         </w:rPr>
-        <w:t>max쉐이더 함수쓰면 괜찮았음</w:t>
+        <w:t xml:space="preserve">max쉐이더 </w:t>
+      </w:r>
+      <w:proofErr w:type="spellStart"/>
+      <w:r>
+        <w:rPr>
+          <w:rFonts w:hint="eastAsia"/>
+          <w:sz w:val="22"/>
+        </w:rPr>
+        <w:t>함수쓰면</w:t>
+      </w:r>
+      <w:proofErr w:type="spellEnd"/>
+      <w:r>
+        <w:rPr>
+          <w:rFonts w:hint="eastAsia"/>
+          <w:sz w:val="22"/>
+        </w:rPr>
+        <w:t xml:space="preserve"> 괜찮았음</w:t>
       </w:r>
     </w:p>
     <w:p>
@@ -768,7 +987,23 @@
           <w:rFonts w:hint="eastAsia"/>
           <w:sz w:val="22"/>
         </w:rPr>
-        <w:t>GLB 읽을때 오른손-Y-up을 왼손-y-up으로 변경</w:t>
+        <w:t xml:space="preserve">GLB </w:t>
+      </w:r>
+      <w:proofErr w:type="spellStart"/>
+      <w:r>
+        <w:rPr>
+          <w:rFonts w:hint="eastAsia"/>
+          <w:sz w:val="22"/>
+        </w:rPr>
+        <w:t>읽을때</w:t>
+      </w:r>
+      <w:proofErr w:type="spellEnd"/>
+      <w:r>
+        <w:rPr>
+          <w:rFonts w:hint="eastAsia"/>
+          <w:sz w:val="22"/>
+        </w:rPr>
+        <w:t xml:space="preserve"> 오른손-Y-up을 왼손-y-up으로 변경</w:t>
       </w:r>
     </w:p>
     <w:p>
@@ -789,7 +1024,23 @@
           <w:rFonts w:hint="eastAsia"/>
           <w:sz w:val="22"/>
         </w:rPr>
-        <w:t>이러니까 팅기는 문제는 발생하지 않았음</w:t>
+        <w:t xml:space="preserve">이러니까 </w:t>
+      </w:r>
+      <w:proofErr w:type="spellStart"/>
+      <w:r>
+        <w:rPr>
+          <w:rFonts w:hint="eastAsia"/>
+          <w:sz w:val="22"/>
+        </w:rPr>
+        <w:t>팅기는</w:t>
+      </w:r>
+      <w:proofErr w:type="spellEnd"/>
+      <w:r>
+        <w:rPr>
+          <w:rFonts w:hint="eastAsia"/>
+          <w:sz w:val="22"/>
+        </w:rPr>
+        <w:t xml:space="preserve"> 문제는 발생하지 않았음</w:t>
       </w:r>
     </w:p>
     <w:p>
@@ -830,7 +1081,23 @@
           <w:rFonts w:hint="eastAsia"/>
           <w:sz w:val="22"/>
         </w:rPr>
-        <w:t>서버에서 포지션 바꿧는데 다시 0,0,0으로 초기화 되어있음</w:t>
+        <w:t xml:space="preserve">서버에서 포지션 </w:t>
+      </w:r>
+      <w:proofErr w:type="spellStart"/>
+      <w:r>
+        <w:rPr>
+          <w:rFonts w:hint="eastAsia"/>
+          <w:sz w:val="22"/>
+        </w:rPr>
+        <w:t>바꿧는데</w:t>
+      </w:r>
+      <w:proofErr w:type="spellEnd"/>
+      <w:r>
+        <w:rPr>
+          <w:rFonts w:hint="eastAsia"/>
+          <w:sz w:val="22"/>
+        </w:rPr>
+        <w:t xml:space="preserve"> 다시 0,0,0으로 초기화 되어있음</w:t>
       </w:r>
     </w:p>
     <w:p>
@@ -903,7 +1170,21 @@
               <w:rPr>
                 <w:rFonts w:hint="eastAsia"/>
               </w:rPr>
-              <w:t>2. 클라이언트에서 게임 실행시 노트북의 경우 DX Device 삭제 버그</w:t>
+              <w:t xml:space="preserve">2. 클라이언트에서 게임 </w:t>
+            </w:r>
+            <w:proofErr w:type="spellStart"/>
+            <w:r>
+              <w:rPr>
+                <w:rFonts w:hint="eastAsia"/>
+              </w:rPr>
+              <w:t>실행시</w:t>
+            </w:r>
+            <w:proofErr w:type="spellEnd"/>
+            <w:r>
+              <w:rPr>
+                <w:rFonts w:hint="eastAsia"/>
+              </w:rPr>
+              <w:t xml:space="preserve"> 노트북의 경우 DX Device 삭제 버그</w:t>
             </w:r>
           </w:p>
           <w:p>
@@ -927,8 +1208,13 @@
               </w:rPr>
               <w:t xml:space="preserve">4. </w:t>
             </w:r>
-            <w:r>
-              <w:t>언리얼 → 왼손 z-up</w:t>
+            <w:proofErr w:type="spellStart"/>
+            <w:r>
+              <w:t>언리얼</w:t>
+            </w:r>
+            <w:proofErr w:type="spellEnd"/>
+            <w:r>
+              <w:t xml:space="preserve"> → 왼손 z-up</w:t>
             </w:r>
             <w:r>
               <w:rPr>
@@ -936,8 +1222,13 @@
               </w:rPr>
               <w:t xml:space="preserve">, </w:t>
             </w:r>
-            <w:r>
-              <w:t>gltf → 오른손 y-up</w:t>
+            <w:proofErr w:type="spellStart"/>
+            <w:r>
+              <w:t>gltf</w:t>
+            </w:r>
+            <w:proofErr w:type="spellEnd"/>
+            <w:r>
+              <w:t xml:space="preserve"> → 오른손 y-up</w:t>
             </w:r>
             <w:r>
               <w:rPr>
@@ -986,7 +1277,23 @@
                 <w:rFonts w:hint="eastAsia"/>
                 <w:szCs w:val="20"/>
               </w:rPr>
-              <w:t>1,3. 플레이어 띄우기 완료니까 이제 테스트 가능 + 이동 안되는 버그 고치기</w:t>
+              <w:t xml:space="preserve">1,3. 플레이어 띄우기 </w:t>
+            </w:r>
+            <w:proofErr w:type="spellStart"/>
+            <w:r>
+              <w:rPr>
+                <w:rFonts w:hint="eastAsia"/>
+                <w:szCs w:val="20"/>
+              </w:rPr>
+              <w:t>완료니까</w:t>
+            </w:r>
+            <w:proofErr w:type="spellEnd"/>
+            <w:r>
+              <w:rPr>
+                <w:rFonts w:hint="eastAsia"/>
+                <w:szCs w:val="20"/>
+              </w:rPr>
+              <w:t xml:space="preserve"> 이제 테스트 가능 + 이동 안되는 버그 고치기</w:t>
             </w:r>
           </w:p>
           <w:p>
